--- a/functions/tests/fixtures/template_mock.docx
+++ b/functions/tests/fixtures/template_mock.docx
@@ -9,7 +9,7 @@
     </w:p>
     <w:p>
       <w:r>
-        <w:t>Valor: {{ valor_imovel }}</w:t>
+        <w:t>Imovel: {{ valor_imovel }}</w:t>
       </w:r>
     </w:p>
     <w:p>
